--- a/DCEDCE MP2026_08/5-Mémoire Technique - lots 1-2-3_GSS.docx
+++ b/DCEDCE MP2026_08/5-Mémoire Technique - lots 1-2-3_GSS.docx
@@ -782,7 +782,7 @@
           <w:sz w:val="20"/>
           <w:szCs w:val="20"/>
         </w:rPr>
-        <w:t>Date d’obtention de l’autorisation : 01/01/2020</w:t>
+        <w:t xml:space="preserve">Date d’obtention de l’autorisation : </w:t>
       </w:r>
     </w:p>
     <w:p>
@@ -2156,8 +2156,17 @@
                 <w:sz w:val="18"/>
                 <w:szCs w:val="18"/>
               </w:rPr>
-              <w:t>Campus du Madrillet</w:t>
+              <w:t xml:space="preserve">Campus du </w:t>
             </w:r>
+            <w:proofErr w:type="spellStart"/>
+            <w:r>
+              <w:rPr>
+                <w:sz w:val="18"/>
+                <w:szCs w:val="18"/>
+              </w:rPr>
+              <w:t>Madrillet</w:t>
+            </w:r>
+            <w:proofErr w:type="spellEnd"/>
           </w:p>
         </w:tc>
         <w:tc>
@@ -6314,8 +6323,18 @@
                 <w:szCs w:val="18"/>
                 <w:lang w:val="en-GB"/>
               </w:rPr>
-              <w:t>Mt St Aignan</w:t>
+              <w:t xml:space="preserve">Mt St </w:t>
             </w:r>
+            <w:proofErr w:type="spellStart"/>
+            <w:r>
+              <w:rPr>
+                <w:sz w:val="18"/>
+                <w:szCs w:val="18"/>
+                <w:lang w:val="en-GB"/>
+              </w:rPr>
+              <w:t>Aignan</w:t>
+            </w:r>
+            <w:proofErr w:type="spellEnd"/>
           </w:p>
         </w:tc>
         <w:tc>
@@ -6726,8 +6745,18 @@
                 <w:szCs w:val="18"/>
                 <w:lang w:val="en-GB"/>
               </w:rPr>
-              <w:t>Mt St Aignan</w:t>
+              <w:t xml:space="preserve">Mt St </w:t>
             </w:r>
+            <w:proofErr w:type="spellStart"/>
+            <w:r>
+              <w:rPr>
+                <w:sz w:val="18"/>
+                <w:szCs w:val="18"/>
+                <w:lang w:val="en-GB"/>
+              </w:rPr>
+              <w:t>Aignan</w:t>
+            </w:r>
+            <w:proofErr w:type="spellEnd"/>
           </w:p>
         </w:tc>
         <w:tc>
@@ -6988,7 +7017,23 @@
           <w:sz w:val="18"/>
           <w:szCs w:val="18"/>
         </w:rPr>
-        <w:t xml:space="preserve"> de reporting numérique disposent les intervenants ?</w:t>
+        <w:t xml:space="preserve"> de </w:t>
+      </w:r>
+      <w:proofErr w:type="spellStart"/>
+      <w:r>
+        <w:rPr>
+          <w:sz w:val="18"/>
+          <w:szCs w:val="18"/>
+        </w:rPr>
+        <w:t>reporting</w:t>
+      </w:r>
+      <w:proofErr w:type="spellEnd"/>
+      <w:r>
+        <w:rPr>
+          <w:sz w:val="18"/>
+          <w:szCs w:val="18"/>
+        </w:rPr>
+        <w:t xml:space="preserve"> numérique disposent les intervenants ?</w:t>
       </w:r>
     </w:p>
     <w:p>
